--- a/_implementation-notes/evening-series/FotH Pilot Teen Lead Signup Fall 2026 DRAFT v1.docx
+++ b/_implementation-notes/evening-series/FotH Pilot Teen Lead Signup Fall 2026 DRAFT v1.docx
@@ -153,7 +153,7 @@
               <w:pStyle w:val="Compact"/>
             </w:pPr>
             <w:r>
-              <w:t xml:space="preserve">Week of</w:t>
+              <w:t xml:space="preserve">Date</w:t>
             </w:r>
           </w:p>
         </w:tc>
@@ -210,7 +210,7 @@
               <w:pStyle w:val="Compact"/>
             </w:pPr>
             <w:r>
-              <w:t xml:space="preserve">Sep 14</w:t>
+              <w:t xml:space="preserve">Sep 15</w:t>
             </w:r>
           </w:p>
         </w:tc>
@@ -267,7 +267,7 @@
               <w:pStyle w:val="Compact"/>
             </w:pPr>
             <w:r>
-              <w:t xml:space="preserve">Sep 28</w:t>
+              <w:t xml:space="preserve">Sep 29</w:t>
             </w:r>
           </w:p>
         </w:tc>
@@ -324,7 +324,7 @@
               <w:pStyle w:val="Compact"/>
             </w:pPr>
             <w:r>
-              <w:t xml:space="preserve">Oct 12</w:t>
+              <w:t xml:space="preserve">Oct 13</w:t>
             </w:r>
           </w:p>
         </w:tc>
@@ -381,7 +381,7 @@
               <w:pStyle w:val="Compact"/>
             </w:pPr>
             <w:r>
-              <w:t xml:space="preserve">Oct 26</w:t>
+              <w:t xml:space="preserve">Oct 27</w:t>
             </w:r>
           </w:p>
         </w:tc>
@@ -438,7 +438,7 @@
               <w:pStyle w:val="Compact"/>
             </w:pPr>
             <w:r>
-              <w:t xml:space="preserve">Nov 9</w:t>
+              <w:t xml:space="preserve">Nov 10</w:t>
             </w:r>
           </w:p>
         </w:tc>
@@ -495,7 +495,7 @@
               <w:pStyle w:val="Compact"/>
             </w:pPr>
             <w:r>
-              <w:t xml:space="preserve">Nov 23 (Thanksgiving week; family’s call)</w:t>
+              <w:t xml:space="preserve">Nov 24 (Thanksgiving week; family’s call)</w:t>
             </w:r>
           </w:p>
         </w:tc>
@@ -552,7 +552,7 @@
               <w:pStyle w:val="Compact"/>
             </w:pPr>
             <w:r>
-              <w:t xml:space="preserve">Dec 7</w:t>
+              <w:t xml:space="preserve">Dec 8</w:t>
             </w:r>
           </w:p>
         </w:tc>

--- a/_implementation-notes/evening-series/FotH Pilot Teen Lead Signup Fall 2026 DRAFT v1.docx
+++ b/_implementation-notes/evening-series/FotH Pilot Teen Lead Signup Fall 2026 DRAFT v1.docx
@@ -381,7 +381,7 @@
               <w:pStyle w:val="Compact"/>
             </w:pPr>
             <w:r>
-              <w:t xml:space="preserve">Oct 27</w:t>
+              <w:t>Oct 26 (Mon)</w:t>
             </w:r>
           </w:p>
         </w:tc>

--- a/_implementation-notes/evening-series/FotH Pilot Teen Lead Signup Fall 2026 DRAFT v1.docx
+++ b/_implementation-notes/evening-series/FotH Pilot Teen Lead Signup Fall 2026 DRAFT v1.docx
@@ -600,7 +600,7 @@
           <w:i/>
           <w:iCs/>
         </w:rPr>
-        <w:t xml:space="preserve">The session column fills in as the sequence settles on the first evening</w:t>
+        <w:t>The session column fills in as the sequence settles on the first evening</w:t>
       </w:r>
       <w:r>
         <w:rPr>
@@ -614,7 +614,7 @@
           <w:i/>
           <w:iCs/>
         </w:rPr>
-        <w:t xml:space="preserve">(newcomers in the room means we start at Session 1; otherwise we pick up at</w:t>
+        <w:t>(newcomers in the room means we start at Evening 1; otherwise we pick up at</w:t>
       </w:r>
       <w:r>
         <w:rPr>
@@ -628,7 +628,7 @@
           <w:i/>
           <w:iCs/>
         </w:rPr>
-        <w:t xml:space="preserve">Session 5). Signing up is a yes to the planning walk-through too. An adult</w:t>
+        <w:t>Evening 4). Signing up is a yes to the planning walk-through too. An adult</w:t>
       </w:r>
       <w:r>
         <w:rPr>
@@ -642,7 +642,7 @@
           <w:i/>
           <w:iCs/>
         </w:rPr>
-        <w:t xml:space="preserve">is always the backstop, and handing off to an adult is always the right</w:t>
+        <w:t>is always the backstop, and handing off to an adult is always the right</w:t>
       </w:r>
       <w:r>
         <w:rPr>
@@ -656,11 +656,13 @@
           <w:i/>
           <w:iCs/>
         </w:rPr>
-        <w:t xml:space="preserve">move.</w:t>
+        <w:t>move.</w:t>
       </w:r>
     </w:p>
     <w:bookmarkEnd w:id="9"/>
     <w:sectPr>
+      <w:headerReference w:type="default" r:id="rId9"/>
+      <w:footerReference w:type="default" r:id="rId10"/>
       <w:footnotePr>
         <w:numRestart w:val="eachSect"/>
       </w:footnotePr>
@@ -673,6 +675,16 @@
 <w:comments xmlns:w="http://schemas.openxmlformats.org/wordprocessingml/2006/main" xmlns:m="http://schemas.openxmlformats.org/officeDocument/2006/math" xmlns:r="http://schemas.openxmlformats.org/officeDocument/2006/relationships" xmlns:o="urn:schemas-microsoft-com:office:office" xmlns:v="urn:schemas-microsoft-com:vml" xmlns:w10="urn:schemas-microsoft-com:office:word" xmlns:a="http://schemas.openxmlformats.org/drawingml/2006/main" xmlns:pic="http://schemas.openxmlformats.org/drawingml/2006/picture" xmlns:wp="http://schemas.openxmlformats.org/drawingml/2006/wordprocessingDrawing"/>
 </file>
 
+<file path=word/footer1.xml><?xml version="1.0" encoding="utf-8"?>
+<w:ftr xmlns:m="http://schemas.openxmlformats.org/officeDocument/2006/math" xmlns:mc="http://schemas.openxmlformats.org/markup-compatibility/2006" xmlns:mo="http://schemas.microsoft.com/office/mac/office/2008/main" xmlns:mv="urn:schemas-microsoft-com:mac:vml" xmlns:o="urn:schemas-microsoft-com:office:office" xmlns:r="http://schemas.openxmlformats.org/officeDocument/2006/relationships" xmlns:v="urn:schemas-microsoft-com:vml" xmlns:w10="urn:schemas-microsoft-com:office:word" xmlns:w14="http://schemas.microsoft.com/office/word/2010/wordml" xmlns:w="http://schemas.openxmlformats.org/wordprocessingml/2006/main" xmlns:wne="http://schemas.microsoft.com/office/word/2006/wordml" xmlns:wp14="http://schemas.microsoft.com/office/word/2010/wordprocessingDrawing" xmlns:wp="http://schemas.openxmlformats.org/drawingml/2006/wordprocessingDrawing" xmlns:wpc="http://schemas.microsoft.com/office/word/2010/wordprocessingCanvas" xmlns:wpg="http://schemas.microsoft.com/office/word/2010/wordprocessingGroup" xmlns:wpi="http://schemas.microsoft.com/office/word/2010/wordprocessingInk" xmlns:wps="http://schemas.microsoft.com/office/word/2010/wordprocessingShape" mc:Ignorable="w14 wp14">
+  <w:p>
+    <w:pPr>
+      <w:pStyle w:val="Footer"/>
+    </w:pPr>
+  </w:p>
+</w:ftr>
+</file>
+
 <file path=word/footnotes.xml><?xml version="1.0" encoding="utf-8"?>
 <w:footnotes xmlns:w="http://schemas.openxmlformats.org/wordprocessingml/2006/main" xmlns:m="http://schemas.openxmlformats.org/officeDocument/2006/math" xmlns:r="http://schemas.openxmlformats.org/officeDocument/2006/relationships" xmlns:o="urn:schemas-microsoft-com:office:office" xmlns:v="urn:schemas-microsoft-com:vml" xmlns:w10="urn:schemas-microsoft-com:office:word" xmlns:a="http://schemas.openxmlformats.org/drawingml/2006/main" xmlns:pic="http://schemas.openxmlformats.org/drawingml/2006/picture" xmlns:wp="http://schemas.openxmlformats.org/drawingml/2006/wordprocessingDrawing">
   <w:footnote w:type="continuationSeparator" w:id="0">
@@ -690,6 +702,16 @@
     </w:p>
   </w:footnote>
 </w:footnotes>
+</file>
+
+<file path=word/header1.xml><?xml version="1.0" encoding="utf-8"?>
+<w:hdr xmlns:m="http://schemas.openxmlformats.org/officeDocument/2006/math" xmlns:mc="http://schemas.openxmlformats.org/markup-compatibility/2006" xmlns:mo="http://schemas.microsoft.com/office/mac/office/2008/main" xmlns:mv="urn:schemas-microsoft-com:mac:vml" xmlns:o="urn:schemas-microsoft-com:office:office" xmlns:r="http://schemas.openxmlformats.org/officeDocument/2006/relationships" xmlns:v="urn:schemas-microsoft-com:vml" xmlns:w10="urn:schemas-microsoft-com:office:word" xmlns:w14="http://schemas.microsoft.com/office/word/2010/wordml" xmlns:w="http://schemas.openxmlformats.org/wordprocessingml/2006/main" xmlns:wne="http://schemas.microsoft.com/office/word/2006/wordml" xmlns:wp14="http://schemas.microsoft.com/office/word/2010/wordprocessingDrawing" xmlns:wp="http://schemas.openxmlformats.org/drawingml/2006/wordprocessingDrawing" xmlns:wpc="http://schemas.microsoft.com/office/word/2010/wordprocessingCanvas" xmlns:wpg="http://schemas.microsoft.com/office/word/2010/wordprocessingGroup" xmlns:wpi="http://schemas.microsoft.com/office/word/2010/wordprocessingInk" xmlns:wps="http://schemas.microsoft.com/office/word/2010/wordprocessingShape" mc:Ignorable="w14 wp14">
+  <w:p>
+    <w:pPr>
+      <w:pStyle w:val="Header"/>
+    </w:pPr>
+  </w:p>
+</w:hdr>
 </file>
 
 <file path=word/numbering.xml><?xml version="1.0" encoding="utf-8"?>
